--- a/Documentación Mesa de Te.docx
+++ b/Documentación Mesa de Te.docx
@@ -431,6 +431,7 @@
       </w:pPr>
       <w:r>
         <w:rPr/>
+        <w:t>Estos modelos han sido desarrollados unicamente en Blender, usando Mixamo como herramienta para crear el esqueleto de los personajes. Estos posteriormente, han sido exportados a formato glb, para su implementación en A-Frame.</w:t>
       </w:r>
     </w:p>
     <w:p>
@@ -1110,6 +1111,7 @@
     <w:rsid w:val="007c4a4d"/>
     <w:pPr>
       <w:widowControl/>
+      <w:suppressAutoHyphens w:val="true"/>
       <w:bidi w:val="0"/>
       <w:spacing w:lineRule="auto" w:line="259" w:before="0" w:after="160"/>
       <w:jc w:val="start"/>
@@ -1529,8 +1531,8 @@
       <w:spacing w:val="5"/>
     </w:rPr>
   </w:style>
-  <w:style w:type="character" w:styleId="Smbolosdenumeracin">
-    <w:name w:val="Símbolos de numeración"/>
+  <w:style w:type="character" w:styleId="Smbolosdenumeracinuser">
+    <w:name w:val="Símbolos de numeración (user)"/>
     <w:qFormat/>
     <w:rPr/>
   </w:style>
@@ -1583,6 +1585,32 @@
   </w:style>
   <w:style w:type="paragraph" w:styleId="ndice">
     <w:name w:val="Índice"/>
+    <w:basedOn w:val="Normal"/>
+    <w:qFormat/>
+    <w:pPr>
+      <w:suppressLineNumbers/>
+    </w:pPr>
+    <w:rPr>
+      <w:rFonts w:cs="Arial"/>
+    </w:rPr>
+  </w:style>
+  <w:style w:type="paragraph" w:styleId="Ttulouser">
+    <w:name w:val="Título (user)"/>
+    <w:basedOn w:val="Normal"/>
+    <w:next w:val="BodyText"/>
+    <w:qFormat/>
+    <w:pPr>
+      <w:keepNext w:val="true"/>
+      <w:spacing w:before="240" w:after="120"/>
+    </w:pPr>
+    <w:rPr>
+      <w:rFonts w:ascii="Liberation Sans" w:hAnsi="Liberation Sans" w:eastAsia="Microsoft YaHei" w:cs="Arial"/>
+      <w:sz w:val="28"/>
+      <w:szCs w:val="28"/>
+    </w:rPr>
+  </w:style>
+  <w:style w:type="paragraph" w:styleId="ndiceuser">
+    <w:name w:val="Índice (user)"/>
     <w:basedOn w:val="Normal"/>
     <w:qFormat/>
     <w:pPr>
@@ -1683,8 +1711,8 @@
       <w:color w:themeColor="accent1" w:themeShade="bf" w:val="2F5496"/>
     </w:rPr>
   </w:style>
-  <w:style w:type="numbering" w:styleId="Ningunalista" w:default="1">
-    <w:name w:val="Ninguna lista"/>
+  <w:style w:type="numbering" w:styleId="Ningunalistauser" w:default="1">
+    <w:name w:val="Ninguna lista (user)"/>
     <w:uiPriority w:val="99"/>
     <w:semiHidden/>
     <w:unhideWhenUsed/>

--- a/Documentación Mesa de Te.docx
+++ b/Documentación Mesa de Te.docx
@@ -21,7 +21,15 @@
       </w:r>
       <w:r>
         <w:rPr/>
-        <w:t xml:space="preserve"> ya que comprobamos que él era el único que contaba con experiencia en el apartado de modelado 3D, el resto íbamos asignándonos tareas dependiendo de nuestra disponibilidad.</w:t>
+        <w:t xml:space="preserve"> ya que comprobamos que él era el único que contaba con experiencia en el apartado de modelado 3D, el resto </w:t>
+      </w:r>
+      <w:r>
+        <w:rPr/>
+        <w:t>nos</w:t>
+      </w:r>
+      <w:r>
+        <w:rPr/>
+        <w:t xml:space="preserve"> íbamos asignando tareas dependiendo de nuestra disponibilidad.</w:t>
       </w:r>
     </w:p>
     <w:p>

--- a/Documentación Mesa de Te.docx
+++ b/Documentación Mesa de Te.docx
@@ -222,6 +222,137 @@
       </w:pPr>
       <w:r>
         <w:rPr/>
+      </w:r>
+    </w:p>
+    <w:p>
+      <w:pPr>
+        <w:pStyle w:val="Normal"/>
+        <w:jc w:val="both"/>
+        <w:rPr/>
+      </w:pPr>
+      <w:r>
+        <w:rPr/>
+      </w:r>
+    </w:p>
+    <w:p>
+      <w:pPr>
+        <w:pStyle w:val="Normal"/>
+        <w:jc w:val="both"/>
+        <w:rPr/>
+      </w:pPr>
+      <w:r>
+        <w:rPr/>
+      </w:r>
+    </w:p>
+    <w:p>
+      <w:pPr>
+        <w:pStyle w:val="Normal"/>
+        <w:jc w:val="both"/>
+        <w:rPr/>
+      </w:pPr>
+      <w:r>
+        <w:rPr/>
+      </w:r>
+    </w:p>
+    <w:p>
+      <w:pPr>
+        <w:pStyle w:val="Normal"/>
+        <w:jc w:val="both"/>
+        <w:rPr/>
+      </w:pPr>
+      <w:r>
+        <w:rPr/>
+        <w:t>Bucle Jugable:</w:t>
+      </w:r>
+    </w:p>
+    <w:p>
+      <w:pPr>
+        <w:pStyle w:val="Normal"/>
+        <w:numPr>
+          <w:ilvl w:val="0"/>
+          <w:numId w:val="2"/>
+        </w:numPr>
+        <w:jc w:val="both"/>
+        <w:rPr/>
+      </w:pPr>
+      <w:r>
+        <w:rPr/>
+        <w:t>El jugador viaja por el laberinto, se encuentra con un NPC y interactúa con él haciendole click, este se teletransporta a su área designada en la zona central</w:t>
+      </w:r>
+    </w:p>
+    <w:p>
+      <w:pPr>
+        <w:pStyle w:val="Normal"/>
+        <w:numPr>
+          <w:ilvl w:val="0"/>
+          <w:numId w:val="2"/>
+        </w:numPr>
+        <w:jc w:val="both"/>
+        <w:rPr/>
+      </w:pPr>
+      <w:r>
+        <w:rPr/>
+        <w:t>El jugador viaja a la zona central y se encuentra con el NPC, al interactuar sale un diálogo que le ofrece cogerlo y una pista sobre la silla en la que debe sentarse</w:t>
+      </w:r>
+    </w:p>
+    <w:p>
+      <w:pPr>
+        <w:pStyle w:val="Normal"/>
+        <w:numPr>
+          <w:ilvl w:val="0"/>
+          <w:numId w:val="2"/>
+        </w:numPr>
+        <w:jc w:val="both"/>
+        <w:rPr/>
+      </w:pPr>
+      <w:r>
+        <w:rPr/>
+        <w:t>Al coger al NPC, este es transportado junto al jugador.</w:t>
+      </w:r>
+    </w:p>
+    <w:p>
+      <w:pPr>
+        <w:pStyle w:val="Normal"/>
+        <w:numPr>
+          <w:ilvl w:val="0"/>
+          <w:numId w:val="2"/>
+        </w:numPr>
+        <w:jc w:val="both"/>
+        <w:rPr/>
+      </w:pPr>
+      <w:r>
+        <w:rPr/>
+        <w:t>Al hacer click con el NPC agarrado a una silla, este se sienta.</w:t>
+      </w:r>
+    </w:p>
+    <w:p>
+      <w:pPr>
+        <w:pStyle w:val="Normal"/>
+        <w:numPr>
+          <w:ilvl w:val="0"/>
+          <w:numId w:val="2"/>
+        </w:numPr>
+        <w:jc w:val="both"/>
+        <w:rPr/>
+      </w:pPr>
+      <w:r>
+        <w:rPr/>
+        <w:t>Al estar los 6 NPC sentados se comprueba si estaban en su posición correcta y en caso de que no, todos vuelven a la zona central, NO a su posición original del laberinto.</w:t>
+      </w:r>
+    </w:p>
+    <w:p>
+      <w:pPr>
+        <w:pStyle w:val="Normal"/>
+        <w:numPr>
+          <w:ilvl w:val="0"/>
+          <w:numId w:val="2"/>
+        </w:numPr>
+        <w:jc w:val="both"/>
+        <w:rPr/>
+      </w:pPr>
+      <w:r>
+        <w:rPr/>
+        <w:t>En caso de acertar, se te indica que has completado el puzzle.</w:t>
       </w:r>
     </w:p>
     <w:p>
@@ -591,6 +722,125 @@
   <w:abstractNum w:abstractNumId="2">
     <w:lvl w:ilvl="0">
       <w:start w:val="1"/>
+      <w:numFmt w:val="decimal"/>
+      <w:lvlText w:val="%1."/>
+      <w:lvlJc w:val="start"/>
+      <w:pPr>
+        <w:tabs>
+          <w:tab w:val="num" w:pos="720"/>
+        </w:tabs>
+        <w:ind w:start="720" w:hanging="360"/>
+      </w:pPr>
+      <w:rPr/>
+    </w:lvl>
+    <w:lvl w:ilvl="1">
+      <w:start w:val="1"/>
+      <w:numFmt w:val="decimal"/>
+      <w:lvlText w:val="%2."/>
+      <w:lvlJc w:val="start"/>
+      <w:pPr>
+        <w:tabs>
+          <w:tab w:val="num" w:pos="1080"/>
+        </w:tabs>
+        <w:ind w:start="1080" w:hanging="360"/>
+      </w:pPr>
+      <w:rPr/>
+    </w:lvl>
+    <w:lvl w:ilvl="2">
+      <w:start w:val="1"/>
+      <w:numFmt w:val="decimal"/>
+      <w:lvlText w:val="%3."/>
+      <w:lvlJc w:val="start"/>
+      <w:pPr>
+        <w:tabs>
+          <w:tab w:val="num" w:pos="1440"/>
+        </w:tabs>
+        <w:ind w:start="1440" w:hanging="360"/>
+      </w:pPr>
+      <w:rPr/>
+    </w:lvl>
+    <w:lvl w:ilvl="3">
+      <w:start w:val="1"/>
+      <w:numFmt w:val="decimal"/>
+      <w:lvlText w:val="%4."/>
+      <w:lvlJc w:val="start"/>
+      <w:pPr>
+        <w:tabs>
+          <w:tab w:val="num" w:pos="1800"/>
+        </w:tabs>
+        <w:ind w:start="1800" w:hanging="360"/>
+      </w:pPr>
+      <w:rPr/>
+    </w:lvl>
+    <w:lvl w:ilvl="4">
+      <w:start w:val="1"/>
+      <w:numFmt w:val="decimal"/>
+      <w:lvlText w:val="%5."/>
+      <w:lvlJc w:val="start"/>
+      <w:pPr>
+        <w:tabs>
+          <w:tab w:val="num" w:pos="2160"/>
+        </w:tabs>
+        <w:ind w:start="2160" w:hanging="360"/>
+      </w:pPr>
+      <w:rPr/>
+    </w:lvl>
+    <w:lvl w:ilvl="5">
+      <w:start w:val="1"/>
+      <w:numFmt w:val="decimal"/>
+      <w:lvlText w:val="%6."/>
+      <w:lvlJc w:val="start"/>
+      <w:pPr>
+        <w:tabs>
+          <w:tab w:val="num" w:pos="2520"/>
+        </w:tabs>
+        <w:ind w:start="2520" w:hanging="360"/>
+      </w:pPr>
+      <w:rPr/>
+    </w:lvl>
+    <w:lvl w:ilvl="6">
+      <w:start w:val="1"/>
+      <w:numFmt w:val="decimal"/>
+      <w:lvlText w:val="%7."/>
+      <w:lvlJc w:val="start"/>
+      <w:pPr>
+        <w:tabs>
+          <w:tab w:val="num" w:pos="2880"/>
+        </w:tabs>
+        <w:ind w:start="2880" w:hanging="360"/>
+      </w:pPr>
+      <w:rPr/>
+    </w:lvl>
+    <w:lvl w:ilvl="7">
+      <w:start w:val="1"/>
+      <w:numFmt w:val="decimal"/>
+      <w:lvlText w:val="%8."/>
+      <w:lvlJc w:val="start"/>
+      <w:pPr>
+        <w:tabs>
+          <w:tab w:val="num" w:pos="3240"/>
+        </w:tabs>
+        <w:ind w:start="3240" w:hanging="360"/>
+      </w:pPr>
+      <w:rPr/>
+    </w:lvl>
+    <w:lvl w:ilvl="8">
+      <w:start w:val="1"/>
+      <w:numFmt w:val="decimal"/>
+      <w:lvlText w:val="%9."/>
+      <w:lvlJc w:val="start"/>
+      <w:pPr>
+        <w:tabs>
+          <w:tab w:val="num" w:pos="3600"/>
+        </w:tabs>
+        <w:ind w:start="3600" w:hanging="360"/>
+      </w:pPr>
+      <w:rPr/>
+    </w:lvl>
+  </w:abstractNum>
+  <w:abstractNum w:abstractNumId="3">
+    <w:lvl w:ilvl="0">
+      <w:start w:val="1"/>
       <w:numFmt w:val="none"/>
       <w:suff w:val="nothing"/>
       <w:lvlText w:val=""/>
@@ -712,6 +962,9 @@
   </w:num>
   <w:num w:numId="2">
     <w:abstractNumId w:val="2"/>
+  </w:num>
+  <w:num w:numId="3">
+    <w:abstractNumId w:val="3"/>
   </w:num>
 </w:numbering>
 </file>
@@ -1544,6 +1797,18 @@
     <w:qFormat/>
     <w:rPr/>
   </w:style>
+  <w:style w:type="character" w:styleId="Bolos">
+    <w:name w:val="Bolos"/>
+    <w:qFormat/>
+    <w:rPr>
+      <w:rFonts w:ascii="OpenSymbol" w:hAnsi="OpenSymbol" w:eastAsia="OpenSymbol" w:cs="OpenSymbol"/>
+    </w:rPr>
+  </w:style>
+  <w:style w:type="character" w:styleId="Smbolosdenumeracin">
+    <w:name w:val="Símbolos de numeración"/>
+    <w:qFormat/>
+    <w:rPr/>
+  </w:style>
   <w:style w:type="paragraph" w:styleId="Ttulo">
     <w:name w:val="Título"/>
     <w:basedOn w:val="Normal"/>

--- a/Documentación Mesa de Te.docx
+++ b/Documentación Mesa de Te.docx
@@ -352,7 +352,7 @@
       </w:pPr>
       <w:r>
         <w:rPr/>
-        <w:t>En caso de acertar, se te indica que has completado el puzzle.</w:t>
+        <w:t>En caso de acertar, se te indica que has completado el puzle.</w:t>
       </w:r>
     </w:p>
     <w:p>
@@ -570,7 +570,7 @@
       </w:pPr>
       <w:r>
         <w:rPr/>
-        <w:t>Estos modelos han sido desarrollados unicamente en Blender, usando Mixamo como herramienta para crear el esqueleto de los personajes. Estos posteriormente, han sido exportados a formato glb, para su implementación en A-Frame.</w:t>
+        <w:t>Estos modelos han sido desarrollados unicamente en Blender, usando Mixamo como herramienta para crear el esqueleto de los personajes. Estos posteriormente, han sido exportados a formato .glb, para su implementación en A-Frame.</w:t>
       </w:r>
     </w:p>
     <w:p>
